--- a/fuentes/233104_CF05_CFA.docx
+++ b/fuentes/233104_CF05_CFA.docx
@@ -5066,15 +5066,7 @@
     </w:p>
     <w:p>
       <w:r>
-        <w:t xml:space="preserve">Permiten que el algoritmo tome decisiones a partir de la evaluación de una o varias condiciones lógicas. Mediante expresiones como si… entonces… </w:t>
-      </w:r>
-      <w:proofErr w:type="gramStart"/>
-      <w:r>
-        <w:t>sino</w:t>
-      </w:r>
-      <w:proofErr w:type="gramEnd"/>
-      <w:r>
-        <w:t>, el flujo de ejecución se adapta según se cumpla o no una condición determinada.</w:t>
+        <w:t>Permiten que el algoritmo tome decisiones a partir de la evaluación de una o varias condiciones lógicas. Mediante expresiones como si… entonces… sino, el flujo de ejecución se adapta según se cumpla o no una condición determinada.</w:t>
       </w:r>
     </w:p>
     <w:p>
@@ -7644,15 +7636,7 @@
     </w:p>
     <w:p>
       <w:r>
-        <w:t xml:space="preserve">Permite seleccionar entre una o varias alternativas de ejecución, utilizando estructuras como si... entonces... </w:t>
-      </w:r>
-      <w:proofErr w:type="gramStart"/>
-      <w:r>
-        <w:t>sino</w:t>
-      </w:r>
-      <w:proofErr w:type="gramEnd"/>
-      <w:r>
-        <w:t>.</w:t>
+        <w:t>Permite seleccionar entre una o varias alternativas de ejecución, utilizando estructuras como si... entonces... sino.</w:t>
       </w:r>
     </w:p>
     <w:p>
@@ -10023,15 +10007,7 @@
     </w:p>
     <w:p>
       <w:r>
-        <w:t xml:space="preserve">Los parámetros permiten que cada módulo funcione sin depender directamente de otros, favoreciendo </w:t>
-      </w:r>
-      <w:proofErr w:type="gramStart"/>
-      <w:r>
-        <w:t>la modularidad</w:t>
-      </w:r>
-      <w:proofErr w:type="gramEnd"/>
-      <w:r>
-        <w:t>.</w:t>
+        <w:t>Los parámetros permiten que cada módulo funcione sin depender directamente de otros, favoreciendo la modularidad.</w:t>
       </w:r>
     </w:p>
     <w:p>
@@ -17897,17 +17873,6 @@
 </file>
 
 <file path=customXml/item1.xml><?xml version="1.0" encoding="utf-8"?>
-<p:properties xmlns:p="http://schemas.microsoft.com/office/2006/metadata/properties" xmlns:xsi="http://www.w3.org/2001/XMLSchema-instance" xmlns:pc="http://schemas.microsoft.com/office/infopath/2007/PartnerControls">
-  <documentManagement>
-    <TaxCatchAll xmlns="13c90a0b-73bc-4dc0-be5f-28d77b615beb" xsi:nil="true"/>
-    <lcf76f155ced4ddcb4097134ff3c332f xmlns="13c93bba-48ce-428c-bfe5-88b42c19b028">
-      <Terms xmlns="http://schemas.microsoft.com/office/infopath/2007/PartnerControls"/>
-    </lcf76f155ced4ddcb4097134ff3c332f>
-  </documentManagement>
-</p:properties>
-</file>
-
-<file path=customXml/item2.xml><?xml version="1.0" encoding="utf-8"?>
 <ct:contentTypeSchema xmlns:ct="http://schemas.microsoft.com/office/2006/metadata/contentType" xmlns:ma="http://schemas.microsoft.com/office/2006/metadata/properties/metaAttributes" ct:_="" ma:_="" ma:contentTypeName="Documento" ma:contentTypeID="0x0101006A81D6BD42E8DF4C91013959704817E1" ma:contentTypeVersion="15" ma:contentTypeDescription="Crear nuevo documento." ma:contentTypeScope="" ma:versionID="bf4f72ffd194f0963ff564daca6869f7">
   <xsd:schema xmlns:xsd="http://www.w3.org/2001/XMLSchema" xmlns:xs="http://www.w3.org/2001/XMLSchema" xmlns:p="http://schemas.microsoft.com/office/2006/metadata/properties" xmlns:ns2="13c90a0b-73bc-4dc0-be5f-28d77b615beb" xmlns:ns3="13c93bba-48ce-428c-bfe5-88b42c19b028" targetNamespace="http://schemas.microsoft.com/office/2006/metadata/properties" ma:root="true" ma:fieldsID="8718d6f4873a5b1392a45044efa78385" ns2:_="" ns3:_="">
     <xsd:import namespace="13c90a0b-73bc-4dc0-be5f-28d77b615beb"/>
@@ -18142,11 +18107,18 @@
 </ct:contentTypeSchema>
 </file>
 
-<file path=customXml/item3.xml><?xml version="1.0" encoding="utf-8"?>
-<b:Sources xmlns:b="http://schemas.openxmlformats.org/officeDocument/2006/bibliography" xmlns="http://schemas.openxmlformats.org/officeDocument/2006/bibliography" SelectedStyle="\APASixthEditionOfficeOnline.xsl" StyleName="APA" Version="6"/>
+<file path=customXml/item2.xml><?xml version="1.0" encoding="utf-8"?>
+<p:properties xmlns:p="http://schemas.microsoft.com/office/2006/metadata/properties" xmlns:xsi="http://www.w3.org/2001/XMLSchema-instance" xmlns:pc="http://schemas.microsoft.com/office/infopath/2007/PartnerControls">
+  <documentManagement>
+    <TaxCatchAll xmlns="13c90a0b-73bc-4dc0-be5f-28d77b615beb" xsi:nil="true"/>
+    <lcf76f155ced4ddcb4097134ff3c332f xmlns="13c93bba-48ce-428c-bfe5-88b42c19b028">
+      <Terms xmlns="http://schemas.microsoft.com/office/infopath/2007/PartnerControls"/>
+    </lcf76f155ced4ddcb4097134ff3c332f>
+  </documentManagement>
+</p:properties>
 </file>
 
-<file path=customXml/item4.xml><?xml version="1.0" encoding="utf-8"?>
+<file path=customXml/item3.xml><?xml version="1.0" encoding="utf-8"?>
 <?mso-contentType ?>
 <FormTemplates xmlns="http://schemas.microsoft.com/sharepoint/v3/contenttype/forms">
   <Display>DocumentLibraryForm</Display>
@@ -18155,18 +18127,11 @@
 </FormTemplates>
 </file>
 
-<file path=customXml/itemProps1.xml><?xml version="1.0" encoding="utf-8"?>
-<ds:datastoreItem xmlns:ds="http://schemas.openxmlformats.org/officeDocument/2006/customXml" ds:itemID="{624E9F60-0C9F-412A-A057-AB0D9093E6D5}">
-  <ds:schemaRefs>
-    <ds:schemaRef ds:uri="http://schemas.microsoft.com/office/2006/metadata/properties"/>
-    <ds:schemaRef ds:uri="http://schemas.microsoft.com/office/infopath/2007/PartnerControls"/>
-    <ds:schemaRef ds:uri="13c90a0b-73bc-4dc0-be5f-28d77b615beb"/>
-    <ds:schemaRef ds:uri="13c93bba-48ce-428c-bfe5-88b42c19b028"/>
-  </ds:schemaRefs>
-</ds:datastoreItem>
+<file path=customXml/item4.xml><?xml version="1.0" encoding="utf-8"?>
+<b:Sources xmlns:b="http://schemas.openxmlformats.org/officeDocument/2006/bibliography" xmlns="http://schemas.openxmlformats.org/officeDocument/2006/bibliography" SelectedStyle="\APASixthEditionOfficeOnline.xsl" StyleName="APA" Version="6"/>
 </file>
 
-<file path=customXml/itemProps2.xml><?xml version="1.0" encoding="utf-8"?>
+<file path=customXml/itemProps1.xml><?xml version="1.0" encoding="utf-8"?>
 <ds:datastoreItem xmlns:ds="http://schemas.openxmlformats.org/officeDocument/2006/customXml" ds:itemID="{1D8D116D-27D7-47B1-B2A1-1CEF7FEF33CA}">
   <ds:schemaRefs>
     <ds:schemaRef ds:uri="http://schemas.microsoft.com/office/2006/metadata/contentType"/>
@@ -18185,18 +18150,29 @@
 </ds:datastoreItem>
 </file>
 
+<file path=customXml/itemProps2.xml><?xml version="1.0" encoding="utf-8"?>
+<ds:datastoreItem xmlns:ds="http://schemas.openxmlformats.org/officeDocument/2006/customXml" ds:itemID="{624E9F60-0C9F-412A-A057-AB0D9093E6D5}">
+  <ds:schemaRefs>
+    <ds:schemaRef ds:uri="http://schemas.microsoft.com/office/2006/metadata/properties"/>
+    <ds:schemaRef ds:uri="http://schemas.microsoft.com/office/infopath/2007/PartnerControls"/>
+    <ds:schemaRef ds:uri="13c90a0b-73bc-4dc0-be5f-28d77b615beb"/>
+    <ds:schemaRef ds:uri="13c93bba-48ce-428c-bfe5-88b42c19b028"/>
+  </ds:schemaRefs>
+</ds:datastoreItem>
+</file>
+
 <file path=customXml/itemProps3.xml><?xml version="1.0" encoding="utf-8"?>
+<ds:datastoreItem xmlns:ds="http://schemas.openxmlformats.org/officeDocument/2006/customXml" ds:itemID="{DBA27680-D450-4F07-A2FA-35F3246C1112}">
+  <ds:schemaRefs>
+    <ds:schemaRef ds:uri="http://schemas.microsoft.com/sharepoint/v3/contenttype/forms"/>
+  </ds:schemaRefs>
+</ds:datastoreItem>
+</file>
+
+<file path=customXml/itemProps4.xml><?xml version="1.0" encoding="utf-8"?>
 <ds:datastoreItem xmlns:ds="http://schemas.openxmlformats.org/officeDocument/2006/customXml" ds:itemID="{29514B4A-AFF4-457A-9AC2-42E5B18F1515}">
   <ds:schemaRefs>
     <ds:schemaRef ds:uri="http://schemas.openxmlformats.org/officeDocument/2006/bibliography"/>
   </ds:schemaRefs>
 </ds:datastoreItem>
-</file>
-
-<file path=customXml/itemProps4.xml><?xml version="1.0" encoding="utf-8"?>
-<ds:datastoreItem xmlns:ds="http://schemas.openxmlformats.org/officeDocument/2006/customXml" ds:itemID="{DBA27680-D450-4F07-A2FA-35F3246C1112}">
-  <ds:schemaRefs>
-    <ds:schemaRef ds:uri="http://schemas.microsoft.com/sharepoint/v3/contenttype/forms"/>
-  </ds:schemaRefs>
-</ds:datastoreItem>
 </file>